--- a/40_AWS/05_改修資料/KSM_AWS_MOD_012_改修指示書_セキュリティ改修_ja_vi.docx
+++ b/40_AWS/05_改修資料/KSM_AWS_MOD_012_改修指示書_セキュリティ改修_ja_vi.docx
@@ -80,7 +80,7 @@
           <w:sz w:val="24"/>
           <w:szCs w:val="24"/>
         </w:rPr>
-        <w:t xml:space="preserve">■ ① 文書情報</w:t>
+        <w:t xml:space="preserve">■ 文書情報</w:t>
       </w:r>
       <w:r>
         <w:br/>
@@ -1310,7 +1310,7 @@
           <w:sz w:val="24"/>
           <w:szCs w:val="24"/>
         </w:rPr>
-        <w:t xml:space="preserve">■ ② 改修概要</w:t>
+        <w:t xml:space="preserve">■ 改修概要</w:t>
       </w:r>
       <w:r>
         <w:br/>
@@ -1413,7 +1413,7 @@
           <w:sz w:val="24"/>
           <w:szCs w:val="24"/>
         </w:rPr>
-        <w:t xml:space="preserve">■ ④ 改修内容</w:t>
+        <w:t xml:space="preserve">■ 改修内容</w:t>
       </w:r>
       <w:r>
         <w:br/>
@@ -1457,20 +1457,6 @@
           <w:sz w:val="18"/>
           <w:szCs w:val="18"/>
         </w:rPr>
-        <w:t xml:space="preserve">\-\-\-\-\-\-\-\-\-\-\-\-\-\-\-\-\-\-\-\-\-\-\-\-\-\-\-\-\-\-\-\-\-\-\-\-\-\-\-\-\-\-\-\-\-\-\-\-\-\-\-\-\-\-\-\-\-\-\-\-\-\-\-\-\-\-\-\-\-\-\-\-\-\-\-\-\-\-\-\-\-\-\-\-\-\-\-\-\-\-\-\-\-\-\-\-\-\-\-\-\-\-\-\-\-\-\-\-\-\-\-\-\-\-\-\-\-\-\-\-\-\-\-\-\-\-\-\-\-\-\-\-\-\-\-\-\-\-\-\-\-\-\-\-\-\-\-\-\-\-\-\-\-\-\-\-\-\--</w:t>
-      </w:r>
-    </w:p>
-    <w:p>
-      <w:pPr>
-        <w:spacing w:before="100" w:after="100"/>
-      </w:pPr>
-      <w:r>
-        <w:rPr>
-          <w:rFonts w:ascii="BIZ UDPGothic" w:cs="BIZ UDPGothic" w:eastAsia="BIZ UDPGothic" w:hAnsi="BIZ UDPGothic"/>
-          <w:color w:val="404040"/>
-          <w:sz w:val="18"/>
-          <w:szCs w:val="18"/>
-        </w:rPr>
         <w:t xml:space="preserve">No. 改修タイトル 概要 優先度 ステータス</w:t>
       </w:r>
     </w:p>
@@ -1485,62 +1471,6 @@
           <w:sz w:val="18"/>
           <w:szCs w:val="18"/>
         </w:rPr>
-        <w:t xml:space="preserve">\-\-\-\-\-\-\-\--</w:t>
-      </w:r>
-    </w:p>
-    <w:p>
-      <w:pPr>
-        <w:spacing w:before="100" w:after="100"/>
-      </w:pPr>
-      <w:r>
-        <w:rPr>
-          <w:rFonts w:ascii="BIZ UDPGothic" w:cs="BIZ UDPGothic" w:eastAsia="BIZ UDPGothic" w:hAnsi="BIZ UDPGothic"/>
-          <w:color w:val="404040"/>
-          <w:sz w:val="18"/>
-          <w:szCs w:val="18"/>
-        </w:rPr>
-        <w:t xml:space="preserve">\-\-\-\-\-\-\-\-\-\-\-\-\-\-\-\-\-\-\-\-\-\-\-\-\-\-\-\-\-\-\-\-\-\-\-\-\--</w:t>
-      </w:r>
-    </w:p>
-    <w:p>
-      <w:pPr>
-        <w:spacing w:before="100" w:after="100"/>
-      </w:pPr>
-      <w:r>
-        <w:rPr>
-          <w:rFonts w:ascii="BIZ UDPGothic" w:cs="BIZ UDPGothic" w:eastAsia="BIZ UDPGothic" w:hAnsi="BIZ UDPGothic"/>
-          <w:color w:val="404040"/>
-          <w:sz w:val="18"/>
-          <w:szCs w:val="18"/>
-        </w:rPr>
-        <w:t xml:space="preserve">\-\-\-\-\-\-\-\-\-\-\-\-\-\-\-\-\-\-\-\-\-\-\-\-\-\-\-\-\-\-\-\-\-\-\-\-\-\-\-\-\-\-\-\-\-\-\-\-\-\-\-\-\-\-\-\-\-\-\-\-\-\-\-\-\-\-\-\-\-\-\-\-\-\-\-\-\-\-\--</w:t>
-      </w:r>
-    </w:p>
-    <w:p>
-      <w:pPr>
-        <w:spacing w:before="100" w:after="100"/>
-      </w:pPr>
-      <w:r>
-        <w:rPr>
-          <w:rFonts w:ascii="BIZ UDPGothic" w:cs="BIZ UDPGothic" w:eastAsia="BIZ UDPGothic" w:hAnsi="BIZ UDPGothic"/>
-          <w:color w:val="404040"/>
-          <w:sz w:val="18"/>
-          <w:szCs w:val="18"/>
-        </w:rPr>
-        <w:t xml:space="preserve">\-\-\-\-\-\-\-\-\-\-\-- \-\-\-\-\-\-\-\-\-\-\-\-\-\-\--</w:t>
-      </w:r>
-    </w:p>
-    <w:p>
-      <w:pPr>
-        <w:spacing w:before="100" w:after="100"/>
-      </w:pPr>
-      <w:r>
-        <w:rPr>
-          <w:rFonts w:ascii="BIZ UDPGothic" w:cs="BIZ UDPGothic" w:eastAsia="BIZ UDPGothic" w:hAnsi="BIZ UDPGothic"/>
-          <w:color w:val="404040"/>
-          <w:sz w:val="18"/>
-          <w:szCs w:val="18"/>
-        </w:rPr>
         <w:t xml:space="preserve">1 MFA全ユーザー強制 全IAMユーザーへのMFA強制適用 高 🔴緊急</w:t>
       </w:r>
     </w:p>
@@ -2284,20 +2214,6 @@
           <w:szCs w:val="18"/>
         </w:rPr>
         <w:t xml:space="preserve">🔴緊急</w:t>
-      </w:r>
-    </w:p>
-    <w:p>
-      <w:pPr>
-        <w:spacing w:before="100" w:after="100"/>
-      </w:pPr>
-      <w:r>
-        <w:rPr>
-          <w:rFonts w:ascii="BIZ UDPGothic" w:cs="BIZ UDPGothic" w:eastAsia="BIZ UDPGothic" w:hAnsi="BIZ UDPGothic"/>
-          <w:color w:val="404040"/>
-          <w:sz w:val="18"/>
-          <w:szCs w:val="18"/>
-        </w:rPr>
-        <w:t xml:space="preserve">\-\-\-\-\-\-\-\-\-\-\-\-\-\-\-\-\-\-\-\-\-\-\-\-\-\-\-\-\-\-\-\-\-\-\-\-\-\-\-\-\-\-\-\-\-\-\-\-\-\-\-\-\-\-\-\-\-\-\-\-\-\-\-\-\-\-\-\-\-\-\-\-\-\-\-\-\-\-\-\-\-\-\-\-\-\-\-\-\-\-\-\-\-\-\-\-\-\-\-\-\-\-\-\-\-\-\-\-\-\-\-\-\-\-\-\-\-\-\-\-\-\-\-\-\-\-\-\-\-\-\-\-\-\-\-\-\-\-\-\-\-\-\-\-\-\-\-\-\-\-\-\-\-\-\-\-\-\--</w:t>
       </w:r>
     </w:p>
     <w:p>
@@ -4156,7 +4072,7 @@
           <w:sz w:val="24"/>
           <w:szCs w:val="24"/>
         </w:rPr>
-        <w:t xml:space="preserve">■ ⑧ テスト手順・結果</w:t>
+        <w:t xml:space="preserve">■ テスト手順・結果</w:t>
       </w:r>
       <w:r>
         <w:br/>
@@ -6825,7 +6741,7 @@
           <w:sz w:val="24"/>
           <w:szCs w:val="24"/>
         </w:rPr>
-        <w:t xml:space="preserve">■ ⑨ 改廃履歴</w:t>
+        <w:t xml:space="preserve">■ 改廃履歴</w:t>
       </w:r>
       <w:r>
         <w:br/>

--- a/40_AWS/05_改修資料/KSM_AWS_MOD_012_改修指示書_セキュリティ改修_ja_vi.docx
+++ b/40_AWS/05_改修資料/KSM_AWS_MOD_012_改修指示書_セキュリティ改修_ja_vi.docx
@@ -9105,6 +9105,1590 @@
         <w:t xml:space="preserve">-----------------------------------------------------------------------</w:t>
       </w:r>
     </w:p>
+    <w:p>
+      <w:pPr>
+        <w:pBdr>
+          <w:left w:val="thick" w:color="C8102E" w:sz="20" w:space="6"/>
+        </w:pBdr>
+        <w:spacing w:before="280" w:after="100"/>
+      </w:pPr>
+      <w:r>
+        <w:rPr>
+          <w:rFonts w:ascii="BIZ UDPGothic" w:cs="BIZ UDPGothic" w:eastAsia="BIZ UDPGothic" w:hAnsi="BIZ UDPGothic"/>
+          <w:b/>
+          <w:bCs/>
+          <w:color w:val="C8102E"/>
+          <w:sz w:val="24"/>
+          <w:szCs w:val="24"/>
+        </w:rPr>
+        <w:t xml:space="preserve">■ デプロイ時確認・注意事項</w:t>
+      </w:r>
+      <w:r>
+        <w:br/>
+      </w:r>
+      <w:r>
+        <w:rPr>
+          <w:rFonts w:ascii="BIZ UDPGothic" w:cs="BIZ UDPGothic" w:eastAsia="BIZ UDPGothic" w:hAnsi="BIZ UDPGothic"/>
+          <w:i/>
+          <w:iCs/>
+          <w:color w:val="AA3344"/>
+          <w:sz w:val="17"/>
+          <w:szCs w:val="17"/>
+        </w:rPr>
+        <w:t xml:space="preserve">　Lưu Ý &amp; Xác Nhận Khi Triển Khai</w:t>
+      </w:r>
+    </w:p>
+    <w:p>
+      <w:pPr>
+        <w:spacing w:before="100" w:after="100"/>
+      </w:pPr>
+      <w:r>
+        <w:rPr>
+          <w:rFonts w:ascii="BIZ UDPGothic" w:cs="BIZ UDPGothic" w:eastAsia="BIZ UDPGothic" w:hAnsi="BIZ UDPGothic"/>
+          <w:color w:val="404040"/>
+          <w:sz w:val="18"/>
+          <w:szCs w:val="18"/>
+        </w:rPr>
+        <w:t xml:space="preserve">本改修のデプロイにあたり、以下の8項目を事前・事後に確認すること。</w:t>
+      </w:r>
+      <w:r>
+        <w:br/>
+      </w:r>
+      <w:r>
+        <w:rPr>
+          <w:rFonts w:ascii="BIZ UDPGothic" w:cs="BIZ UDPGothic" w:eastAsia="BIZ UDPGothic" w:hAnsi="BIZ UDPGothic"/>
+          <w:i/>
+          <w:iCs/>
+          <w:color w:val="777777"/>
+          <w:sz w:val="16"/>
+          <w:szCs w:val="16"/>
+        </w:rPr>
+        <w:t xml:space="preserve">/ Khi triển khai sửa đổi này, cần xác nhận 8 hạng mục dưới đây trước và sau khi deploy.</w:t>
+      </w:r>
+    </w:p>
+    <w:tbl>
+      <w:tblPr>
+        <w:tblW w:type="dxa" w:w="9506"/>
+        <w:tblBorders>
+          <w:top w:val="single" w:color="CCCCCC" w:sz="4"/>
+          <w:left w:val="single" w:color="CCCCCC" w:sz="4"/>
+          <w:bottom w:val="single" w:color="CCCCCC" w:sz="4"/>
+          <w:right w:val="single" w:color="CCCCCC" w:sz="4"/>
+          <w:insideH w:val="single" w:color="auto" w:sz="4"/>
+          <w:insideV w:val="single" w:color="auto" w:sz="4"/>
+        </w:tblBorders>
+      </w:tblPr>
+      <w:tblGrid>
+        <w:gridCol w:w="400"/>
+        <w:gridCol w:w="2200"/>
+        <w:gridCol w:w="6906"/>
+      </w:tblGrid>
+      <w:tr>
+        <w:trPr>
+          <w:cantSplit/>
+          <w:tblHeader/>
+        </w:trPr>
+        <w:tc>
+          <w:tcPr>
+            <w:tcW w:type="dxa" w:w="400"/>
+            <w:tcBorders>
+              <w:top w:val="single" w:color="CCCCCC" w:sz="4"/>
+              <w:left w:val="single" w:color="CCCCCC" w:sz="4"/>
+              <w:bottom w:val="single" w:color="CCCCCC" w:sz="4"/>
+              <w:right w:val="single" w:color="CCCCCC" w:sz="4"/>
+            </w:tcBorders>
+            <w:shd w:fill="E8E8E8" w:val="clear"/>
+            <w:tcMar>
+              <w:top w:type="dxa" w:w="80"/>
+              <w:left w:type="dxa" w:w="120"/>
+              <w:bottom w:type="dxa" w:w="80"/>
+              <w:right w:type="dxa" w:w="120"/>
+            </w:tcMar>
+            <w:vAlign w:val="center"/>
+          </w:tcPr>
+          <w:p>
+            <w:pPr>
+              <w:jc w:val="center"/>
+            </w:pPr>
+            <w:r>
+              <w:rPr>
+                <w:rFonts w:ascii="BIZ UDPGothic" w:cs="BIZ UDPGothic" w:eastAsia="BIZ UDPGothic" w:hAnsi="BIZ UDPGothic"/>
+                <w:b/>
+                <w:bCs/>
+                <w:color w:val="000000"/>
+                <w:sz w:val="18"/>
+                <w:szCs w:val="18"/>
+              </w:rPr>
+              <w:t xml:space="preserve">No.</w:t>
+            </w:r>
+          </w:p>
+        </w:tc>
+        <w:tc>
+          <w:tcPr>
+            <w:tcW w:type="dxa" w:w="2200"/>
+            <w:tcBorders>
+              <w:top w:val="single" w:color="CCCCCC" w:sz="4"/>
+              <w:left w:val="single" w:color="CCCCCC" w:sz="4"/>
+              <w:bottom w:val="single" w:color="CCCCCC" w:sz="4"/>
+              <w:right w:val="single" w:color="CCCCCC" w:sz="4"/>
+            </w:tcBorders>
+            <w:shd w:fill="E8E8E8" w:val="clear"/>
+            <w:tcMar>
+              <w:top w:type="dxa" w:w="80"/>
+              <w:left w:type="dxa" w:w="120"/>
+              <w:bottom w:type="dxa" w:w="80"/>
+              <w:right w:type="dxa" w:w="120"/>
+            </w:tcMar>
+            <w:vAlign w:val="center"/>
+          </w:tcPr>
+          <w:p>
+            <w:pPr>
+              <w:jc w:val="left"/>
+            </w:pPr>
+            <w:r>
+              <w:rPr>
+                <w:rFonts w:ascii="BIZ UDPGothic" w:cs="BIZ UDPGothic" w:eastAsia="BIZ UDPGothic" w:hAnsi="BIZ UDPGothic"/>
+                <w:b/>
+                <w:bCs/>
+                <w:color w:val="000000"/>
+                <w:sz w:val="18"/>
+                <w:szCs w:val="18"/>
+              </w:rPr>
+              <w:t xml:space="preserve">項目</w:t>
+            </w:r>
+            <w:r>
+              <w:rPr>
+                <w:rFonts w:ascii="BIZ UDPGothic" w:cs="BIZ UDPGothic" w:eastAsia="BIZ UDPGothic" w:hAnsi="BIZ UDPGothic"/>
+                <w:i/>
+                <w:iCs/>
+                <w:color w:val="888888"/>
+                <w:sz w:val="16"/>
+                <w:szCs w:val="16"/>
+              </w:rPr>
+              <w:t xml:space="preserve"> / </w:t>
+            </w:r>
+            <w:r>
+              <w:rPr>
+                <w:rFonts w:ascii="BIZ UDPGothic" w:cs="BIZ UDPGothic" w:eastAsia="BIZ UDPGothic" w:hAnsi="BIZ UDPGothic"/>
+                <w:i/>
+                <w:iCs/>
+                <w:color w:val="888888"/>
+                <w:sz w:val="16"/>
+                <w:szCs w:val="16"/>
+              </w:rPr>
+              <w:t xml:space="preserve">Hạng mục</w:t>
+            </w:r>
+          </w:p>
+        </w:tc>
+        <w:tc>
+          <w:tcPr>
+            <w:tcW w:type="dxa" w:w="6906"/>
+            <w:tcBorders>
+              <w:top w:val="single" w:color="CCCCCC" w:sz="4"/>
+              <w:left w:val="single" w:color="CCCCCC" w:sz="4"/>
+              <w:bottom w:val="single" w:color="CCCCCC" w:sz="4"/>
+              <w:right w:val="single" w:color="CCCCCC" w:sz="4"/>
+            </w:tcBorders>
+            <w:shd w:fill="E8E8E8" w:val="clear"/>
+            <w:tcMar>
+              <w:top w:type="dxa" w:w="80"/>
+              <w:left w:type="dxa" w:w="120"/>
+              <w:bottom w:type="dxa" w:w="80"/>
+              <w:right w:type="dxa" w:w="120"/>
+            </w:tcMar>
+            <w:vAlign w:val="center"/>
+          </w:tcPr>
+          <w:p>
+            <w:pPr>
+              <w:jc w:val="left"/>
+            </w:pPr>
+            <w:r>
+              <w:rPr>
+                <w:rFonts w:ascii="BIZ UDPGothic" w:cs="BIZ UDPGothic" w:eastAsia="BIZ UDPGothic" w:hAnsi="BIZ UDPGothic"/>
+                <w:b/>
+                <w:bCs/>
+                <w:color w:val="000000"/>
+                <w:sz w:val="18"/>
+                <w:szCs w:val="18"/>
+              </w:rPr>
+              <w:t xml:space="preserve">確認・注意事項</w:t>
+            </w:r>
+            <w:r>
+              <w:rPr>
+                <w:rFonts w:ascii="BIZ UDPGothic" w:cs="BIZ UDPGothic" w:eastAsia="BIZ UDPGothic" w:hAnsi="BIZ UDPGothic"/>
+                <w:i/>
+                <w:iCs/>
+                <w:color w:val="888888"/>
+                <w:sz w:val="16"/>
+                <w:szCs w:val="16"/>
+              </w:rPr>
+              <w:t xml:space="preserve"> / </w:t>
+            </w:r>
+            <w:r>
+              <w:rPr>
+                <w:rFonts w:ascii="BIZ UDPGothic" w:cs="BIZ UDPGothic" w:eastAsia="BIZ UDPGothic" w:hAnsi="BIZ UDPGothic"/>
+                <w:i/>
+                <w:iCs/>
+                <w:color w:val="888888"/>
+                <w:sz w:val="16"/>
+                <w:szCs w:val="16"/>
+              </w:rPr>
+              <w:t xml:space="preserve">Xác nhận &amp; Lưu ý</w:t>
+            </w:r>
+          </w:p>
+        </w:tc>
+      </w:tr>
+      <w:tr>
+        <w:trPr>
+          <w:cantSplit/>
+        </w:trPr>
+        <w:tc>
+          <w:tcPr>
+            <w:tcW w:type="dxa" w:w="400"/>
+            <w:tcBorders>
+              <w:top w:val="single" w:color="CCCCCC" w:sz="4"/>
+              <w:left w:val="single" w:color="CCCCCC" w:sz="4"/>
+              <w:bottom w:val="single" w:color="CCCCCC" w:sz="4"/>
+              <w:right w:val="single" w:color="CCCCCC" w:sz="4"/>
+            </w:tcBorders>
+            <w:shd w:fill="FFFFFF" w:val="clear"/>
+            <w:tcMar>
+              <w:top w:type="dxa" w:w="80"/>
+              <w:left w:type="dxa" w:w="120"/>
+              <w:bottom w:type="dxa" w:w="80"/>
+              <w:right w:type="dxa" w:w="120"/>
+            </w:tcMar>
+            <w:vAlign w:val="center"/>
+          </w:tcPr>
+          <w:p>
+            <w:pPr>
+              <w:jc w:val="center"/>
+            </w:pPr>
+            <w:r>
+              <w:rPr>
+                <w:rFonts w:ascii="BIZ UDPGothic" w:cs="BIZ UDPGothic" w:eastAsia="BIZ UDPGothic" w:hAnsi="BIZ UDPGothic"/>
+                <w:b w:val="false"/>
+                <w:bCs w:val="false"/>
+                <w:color w:val="404040"/>
+                <w:sz w:val="18"/>
+                <w:szCs w:val="18"/>
+              </w:rPr>
+              <w:t xml:space="preserve">1</w:t>
+            </w:r>
+          </w:p>
+        </w:tc>
+        <w:tc>
+          <w:tcPr>
+            <w:tcW w:type="dxa" w:w="2200"/>
+            <w:tcBorders>
+              <w:top w:val="single" w:color="CCCCCC" w:sz="4"/>
+              <w:left w:val="single" w:color="CCCCCC" w:sz="4"/>
+              <w:bottom w:val="single" w:color="CCCCCC" w:sz="4"/>
+              <w:right w:val="single" w:color="CCCCCC" w:sz="4"/>
+            </w:tcBorders>
+            <w:shd w:fill="FFFFFF" w:val="clear"/>
+            <w:tcMar>
+              <w:top w:type="dxa" w:w="80"/>
+              <w:left w:type="dxa" w:w="120"/>
+              <w:bottom w:type="dxa" w:w="80"/>
+              <w:right w:type="dxa" w:w="120"/>
+            </w:tcMar>
+          </w:tcPr>
+          <w:p>
+            <w:pPr>
+              <w:spacing w:before="0" w:after="0"/>
+            </w:pPr>
+            <w:r>
+              <w:rPr>
+                <w:rFonts w:ascii="BIZ UDPGothic" w:cs="BIZ UDPGothic" w:eastAsia="BIZ UDPGothic" w:hAnsi="BIZ UDPGothic"/>
+                <w:color w:val="404040"/>
+                <w:sz w:val="18"/>
+                <w:szCs w:val="18"/>
+              </w:rPr>
+              <w:t xml:space="preserve">[事前] ロールバック計画</w:t>
+            </w:r>
+          </w:p>
+          <w:p>
+            <w:pPr>
+              <w:spacing w:before="0" w:after="0"/>
+            </w:pPr>
+            <w:r>
+              <w:rPr>
+                <w:rFonts w:ascii="BIZ UDPGothic" w:cs="BIZ UDPGothic" w:eastAsia="BIZ UDPGothic" w:hAnsi="BIZ UDPGothic"/>
+                <w:color w:val="404040"/>
+                <w:sz w:val="18"/>
+                <w:szCs w:val="18"/>
+              </w:rPr>
+              <w:t xml:space="preserve">/ Kế hoạch rollback</w:t>
+            </w:r>
+          </w:p>
+        </w:tc>
+        <w:tc>
+          <w:tcPr>
+            <w:tcW w:type="dxa" w:w="6906"/>
+            <w:tcBorders>
+              <w:top w:val="single" w:color="CCCCCC" w:sz="4"/>
+              <w:left w:val="single" w:color="CCCCCC" w:sz="4"/>
+              <w:bottom w:val="single" w:color="CCCCCC" w:sz="4"/>
+              <w:right w:val="single" w:color="CCCCCC" w:sz="4"/>
+            </w:tcBorders>
+            <w:shd w:fill="FFFFFF" w:val="clear"/>
+            <w:tcMar>
+              <w:top w:type="dxa" w:w="80"/>
+              <w:left w:type="dxa" w:w="120"/>
+              <w:bottom w:type="dxa" w:w="80"/>
+              <w:right w:type="dxa" w:w="120"/>
+            </w:tcMar>
+          </w:tcPr>
+          <w:p>
+            <w:pPr>
+              <w:spacing w:before="0" w:after="0"/>
+            </w:pPr>
+            <w:r>
+              <w:rPr>
+                <w:rFonts w:ascii="BIZ UDPGothic" w:cs="BIZ UDPGothic" w:eastAsia="BIZ UDPGothic" w:hAnsi="BIZ UDPGothic"/>
+                <w:color w:val="404040"/>
+                <w:sz w:val="18"/>
+                <w:szCs w:val="18"/>
+              </w:rPr>
+              <w:t xml:space="preserve">各No.ごとに個別ロールバック</w:t>
+            </w:r>
+          </w:p>
+          <w:p>
+            <w:pPr>
+              <w:spacing w:before="0" w:after="0"/>
+            </w:pPr>
+            <w:r>
+              <w:rPr>
+                <w:rFonts w:ascii="BIZ UDPGothic" w:cs="BIZ UDPGothic" w:eastAsia="BIZ UDPGothic" w:hAnsi="BIZ UDPGothic"/>
+                <w:color w:val="404040"/>
+                <w:sz w:val="18"/>
+                <w:szCs w:val="18"/>
+              </w:rPr>
+              <w:t xml:space="preserve">No.1: MFAポリシーを削除</w:t>
+            </w:r>
+          </w:p>
+          <w:p>
+            <w:pPr>
+              <w:spacing w:before="0" w:after="0"/>
+            </w:pPr>
+            <w:r>
+              <w:rPr>
+                <w:rFonts w:ascii="BIZ UDPGothic" w:cs="BIZ UDPGothic" w:eastAsia="BIZ UDPGothic" w:hAnsi="BIZ UDPGothic"/>
+                <w:color w:val="404040"/>
+                <w:sz w:val="18"/>
+                <w:szCs w:val="18"/>
+              </w:rPr>
+              <w:t xml:space="preserve">No.2: PowerUserAccessを再付与</w:t>
+            </w:r>
+          </w:p>
+          <w:p>
+            <w:pPr>
+              <w:spacing w:before="0" w:after="0"/>
+            </w:pPr>
+            <w:r>
+              <w:rPr>
+                <w:rFonts w:ascii="BIZ UDPGothic" w:cs="BIZ UDPGothic" w:eastAsia="BIZ UDPGothic" w:hAnsi="BIZ UDPGothic"/>
+                <w:color w:val="404040"/>
+                <w:sz w:val="18"/>
+                <w:szCs w:val="18"/>
+              </w:rPr>
+              <w:t xml:space="preserve">No.5: SGルールを再追加</w:t>
+            </w:r>
+          </w:p>
+          <w:p>
+            <w:pPr>
+              <w:spacing w:before="0" w:after="0"/>
+            </w:pPr>
+            <w:r>
+              <w:rPr>
+                <w:rFonts w:ascii="BIZ UDPGothic" w:cs="BIZ UDPGothic" w:eastAsia="BIZ UDPGothic" w:hAnsi="BIZ UDPGothic"/>
+                <w:color w:val="404040"/>
+                <w:sz w:val="18"/>
+                <w:szCs w:val="18"/>
+              </w:rPr>
+              <w:t xml:space="preserve">No.13-16: 削除したルール/設定を再作成</w:t>
+            </w:r>
+          </w:p>
+        </w:tc>
+      </w:tr>
+      <w:tr>
+        <w:trPr>
+          <w:cantSplit/>
+        </w:trPr>
+        <w:tc>
+          <w:tcPr>
+            <w:tcW w:type="dxa" w:w="400"/>
+            <w:tcBorders>
+              <w:top w:val="single" w:color="CCCCCC" w:sz="4"/>
+              <w:left w:val="single" w:color="CCCCCC" w:sz="4"/>
+              <w:bottom w:val="single" w:color="CCCCCC" w:sz="4"/>
+              <w:right w:val="single" w:color="CCCCCC" w:sz="4"/>
+            </w:tcBorders>
+            <w:shd w:fill="FFFFFF" w:val="clear"/>
+            <w:tcMar>
+              <w:top w:type="dxa" w:w="80"/>
+              <w:left w:type="dxa" w:w="120"/>
+              <w:bottom w:type="dxa" w:w="80"/>
+              <w:right w:type="dxa" w:w="120"/>
+            </w:tcMar>
+            <w:vAlign w:val="center"/>
+          </w:tcPr>
+          <w:p>
+            <w:pPr>
+              <w:jc w:val="center"/>
+            </w:pPr>
+            <w:r>
+              <w:rPr>
+                <w:rFonts w:ascii="BIZ UDPGothic" w:cs="BIZ UDPGothic" w:eastAsia="BIZ UDPGothic" w:hAnsi="BIZ UDPGothic"/>
+                <w:b w:val="false"/>
+                <w:bCs w:val="false"/>
+                <w:color w:val="404040"/>
+                <w:sz w:val="18"/>
+                <w:szCs w:val="18"/>
+              </w:rPr>
+              <w:t xml:space="preserve">2</w:t>
+            </w:r>
+          </w:p>
+        </w:tc>
+        <w:tc>
+          <w:tcPr>
+            <w:tcW w:type="dxa" w:w="2200"/>
+            <w:tcBorders>
+              <w:top w:val="single" w:color="CCCCCC" w:sz="4"/>
+              <w:left w:val="single" w:color="CCCCCC" w:sz="4"/>
+              <w:bottom w:val="single" w:color="CCCCCC" w:sz="4"/>
+              <w:right w:val="single" w:color="CCCCCC" w:sz="4"/>
+            </w:tcBorders>
+            <w:shd w:fill="FFFFFF" w:val="clear"/>
+            <w:tcMar>
+              <w:top w:type="dxa" w:w="80"/>
+              <w:left w:type="dxa" w:w="120"/>
+              <w:bottom w:type="dxa" w:w="80"/>
+              <w:right w:type="dxa" w:w="120"/>
+            </w:tcMar>
+          </w:tcPr>
+          <w:p>
+            <w:pPr>
+              <w:spacing w:before="0" w:after="0"/>
+            </w:pPr>
+            <w:r>
+              <w:rPr>
+                <w:rFonts w:ascii="BIZ UDPGothic" w:cs="BIZ UDPGothic" w:eastAsia="BIZ UDPGothic" w:hAnsi="BIZ UDPGothic"/>
+                <w:color w:val="404040"/>
+                <w:sz w:val="18"/>
+                <w:szCs w:val="18"/>
+              </w:rPr>
+              <w:t xml:space="preserve">[事前] データバックアップ</w:t>
+            </w:r>
+          </w:p>
+          <w:p>
+            <w:pPr>
+              <w:spacing w:before="0" w:after="0"/>
+            </w:pPr>
+            <w:r>
+              <w:rPr>
+                <w:rFonts w:ascii="BIZ UDPGothic" w:cs="BIZ UDPGothic" w:eastAsia="BIZ UDPGothic" w:hAnsi="BIZ UDPGothic"/>
+                <w:color w:val="404040"/>
+                <w:sz w:val="18"/>
+                <w:szCs w:val="18"/>
+              </w:rPr>
+              <w:t xml:space="preserve">/ Sao lưu dữ liệu</w:t>
+            </w:r>
+          </w:p>
+        </w:tc>
+        <w:tc>
+          <w:tcPr>
+            <w:tcW w:type="dxa" w:w="6906"/>
+            <w:tcBorders>
+              <w:top w:val="single" w:color="CCCCCC" w:sz="4"/>
+              <w:left w:val="single" w:color="CCCCCC" w:sz="4"/>
+              <w:bottom w:val="single" w:color="CCCCCC" w:sz="4"/>
+              <w:right w:val="single" w:color="CCCCCC" w:sz="4"/>
+            </w:tcBorders>
+            <w:shd w:fill="FFFFFF" w:val="clear"/>
+            <w:tcMar>
+              <w:top w:type="dxa" w:w="80"/>
+              <w:left w:type="dxa" w:w="120"/>
+              <w:bottom w:type="dxa" w:w="80"/>
+              <w:right w:type="dxa" w:w="120"/>
+            </w:tcMar>
+          </w:tcPr>
+          <w:p>
+            <w:pPr>
+              <w:spacing w:before="0" w:after="0"/>
+            </w:pPr>
+            <w:r>
+              <w:rPr>
+                <w:rFonts w:ascii="BIZ UDPGothic" w:cs="BIZ UDPGothic" w:eastAsia="BIZ UDPGothic" w:hAnsi="BIZ UDPGothic"/>
+                <w:color w:val="404040"/>
+                <w:sz w:val="18"/>
+                <w:szCs w:val="18"/>
+              </w:rPr>
+              <w:t xml:space="preserve">各変更前の設定をaws cliで記録</w:t>
+            </w:r>
+          </w:p>
+          <w:p>
+            <w:pPr>
+              <w:spacing w:before="0" w:after="0"/>
+            </w:pPr>
+            <w:r>
+              <w:rPr>
+                <w:rFonts w:ascii="BIZ UDPGothic" w:cs="BIZ UDPGothic" w:eastAsia="BIZ UDPGothic" w:hAnsi="BIZ UDPGothic"/>
+                <w:color w:val="404040"/>
+                <w:sz w:val="18"/>
+                <w:szCs w:val="18"/>
+              </w:rPr>
+              <w:t xml:space="preserve">aws iam list-attached-user-policies</w:t>
+            </w:r>
+          </w:p>
+          <w:p>
+            <w:pPr>
+              <w:spacing w:before="0" w:after="0"/>
+            </w:pPr>
+            <w:r>
+              <w:rPr>
+                <w:rFonts w:ascii="BIZ UDPGothic" w:cs="BIZ UDPGothic" w:eastAsia="BIZ UDPGothic" w:hAnsi="BIZ UDPGothic"/>
+                <w:color w:val="404040"/>
+                <w:sz w:val="18"/>
+                <w:szCs w:val="18"/>
+              </w:rPr>
+              <w:t xml:space="preserve">aws ec2 describe-security-groups</w:t>
+            </w:r>
+          </w:p>
+          <w:p>
+            <w:pPr>
+              <w:spacing w:before="0" w:after="0"/>
+            </w:pPr>
+            <w:r>
+              <w:rPr>
+                <w:rFonts w:ascii="BIZ UDPGothic" w:cs="BIZ UDPGothic" w:eastAsia="BIZ UDPGothic" w:hAnsi="BIZ UDPGothic"/>
+                <w:color w:val="404040"/>
+                <w:sz w:val="18"/>
+                <w:szCs w:val="18"/>
+              </w:rPr>
+              <w:t xml:space="preserve">aws events list-rules</w:t>
+            </w:r>
+          </w:p>
+        </w:tc>
+      </w:tr>
+      <w:tr>
+        <w:trPr>
+          <w:cantSplit/>
+        </w:trPr>
+        <w:tc>
+          <w:tcPr>
+            <w:tcW w:type="dxa" w:w="400"/>
+            <w:tcBorders>
+              <w:top w:val="single" w:color="CCCCCC" w:sz="4"/>
+              <w:left w:val="single" w:color="CCCCCC" w:sz="4"/>
+              <w:bottom w:val="single" w:color="CCCCCC" w:sz="4"/>
+              <w:right w:val="single" w:color="CCCCCC" w:sz="4"/>
+            </w:tcBorders>
+            <w:shd w:fill="FFFFFF" w:val="clear"/>
+            <w:tcMar>
+              <w:top w:type="dxa" w:w="80"/>
+              <w:left w:type="dxa" w:w="120"/>
+              <w:bottom w:type="dxa" w:w="80"/>
+              <w:right w:type="dxa" w:w="120"/>
+            </w:tcMar>
+            <w:vAlign w:val="center"/>
+          </w:tcPr>
+          <w:p>
+            <w:pPr>
+              <w:jc w:val="center"/>
+            </w:pPr>
+            <w:r>
+              <w:rPr>
+                <w:rFonts w:ascii="BIZ UDPGothic" w:cs="BIZ UDPGothic" w:eastAsia="BIZ UDPGothic" w:hAnsi="BIZ UDPGothic"/>
+                <w:b w:val="false"/>
+                <w:bCs w:val="false"/>
+                <w:color w:val="404040"/>
+                <w:sz w:val="18"/>
+                <w:szCs w:val="18"/>
+              </w:rPr>
+              <w:t xml:space="preserve">3</w:t>
+            </w:r>
+          </w:p>
+        </w:tc>
+        <w:tc>
+          <w:tcPr>
+            <w:tcW w:type="dxa" w:w="2200"/>
+            <w:tcBorders>
+              <w:top w:val="single" w:color="CCCCCC" w:sz="4"/>
+              <w:left w:val="single" w:color="CCCCCC" w:sz="4"/>
+              <w:bottom w:val="single" w:color="CCCCCC" w:sz="4"/>
+              <w:right w:val="single" w:color="CCCCCC" w:sz="4"/>
+            </w:tcBorders>
+            <w:shd w:fill="FFFFFF" w:val="clear"/>
+            <w:tcMar>
+              <w:top w:type="dxa" w:w="80"/>
+              <w:left w:type="dxa" w:w="120"/>
+              <w:bottom w:type="dxa" w:w="80"/>
+              <w:right w:type="dxa" w:w="120"/>
+            </w:tcMar>
+          </w:tcPr>
+          <w:p>
+            <w:pPr>
+              <w:spacing w:before="0" w:after="0"/>
+            </w:pPr>
+            <w:r>
+              <w:rPr>
+                <w:rFonts w:ascii="BIZ UDPGothic" w:cs="BIZ UDPGothic" w:eastAsia="BIZ UDPGothic" w:hAnsi="BIZ UDPGothic"/>
+                <w:color w:val="404040"/>
+                <w:sz w:val="18"/>
+                <w:szCs w:val="18"/>
+              </w:rPr>
+              <w:t xml:space="preserve">[事前] AWS事前作業確認</w:t>
+            </w:r>
+          </w:p>
+          <w:p>
+            <w:pPr>
+              <w:spacing w:before="0" w:after="0"/>
+            </w:pPr>
+            <w:r>
+              <w:rPr>
+                <w:rFonts w:ascii="BIZ UDPGothic" w:cs="BIZ UDPGothic" w:eastAsia="BIZ UDPGothic" w:hAnsi="BIZ UDPGothic"/>
+                <w:color w:val="404040"/>
+                <w:sz w:val="18"/>
+                <w:szCs w:val="18"/>
+              </w:rPr>
+              <w:t xml:space="preserve">/ Xác nhận công việc AWS</w:t>
+            </w:r>
+          </w:p>
+        </w:tc>
+        <w:tc>
+          <w:tcPr>
+            <w:tcW w:type="dxa" w:w="6906"/>
+            <w:tcBorders>
+              <w:top w:val="single" w:color="CCCCCC" w:sz="4"/>
+              <w:left w:val="single" w:color="CCCCCC" w:sz="4"/>
+              <w:bottom w:val="single" w:color="CCCCCC" w:sz="4"/>
+              <w:right w:val="single" w:color="CCCCCC" w:sz="4"/>
+            </w:tcBorders>
+            <w:shd w:fill="FFFFFF" w:val="clear"/>
+            <w:tcMar>
+              <w:top w:type="dxa" w:w="80"/>
+              <w:left w:type="dxa" w:w="120"/>
+              <w:bottom w:type="dxa" w:w="80"/>
+              <w:right w:type="dxa" w:w="120"/>
+            </w:tcMar>
+          </w:tcPr>
+          <w:p>
+            <w:pPr>
+              <w:spacing w:before="0" w:after="0"/>
+            </w:pPr>
+            <w:r>
+              <w:rPr>
+                <w:rFonts w:ascii="BIZ UDPGothic" w:cs="BIZ UDPGothic" w:eastAsia="BIZ UDPGothic" w:hAnsi="BIZ UDPGothic"/>
+                <w:color w:val="404040"/>
+                <w:sz w:val="18"/>
+                <w:szCs w:val="18"/>
+              </w:rPr>
+              <w:t xml:space="preserve">PRDアカウント（332802448674）CloudShellアクセス確認</w:t>
+            </w:r>
+          </w:p>
+          <w:p>
+            <w:pPr>
+              <w:spacing w:before="0" w:after="0"/>
+            </w:pPr>
+            <w:r>
+              <w:rPr>
+                <w:rFonts w:ascii="BIZ UDPGothic" w:cs="BIZ UDPGothic" w:eastAsia="BIZ UDPGothic" w:hAnsi="BIZ UDPGothic"/>
+                <w:color w:val="404040"/>
+                <w:sz w:val="18"/>
+                <w:szCs w:val="18"/>
+              </w:rPr>
+              <w:t xml:space="preserve">STGアカウント（750735758916）CloudShellアクセス確認</w:t>
+            </w:r>
+          </w:p>
+          <w:p>
+            <w:pPr>
+              <w:spacing w:before="0" w:after="0"/>
+            </w:pPr>
+            <w:r>
+              <w:rPr>
+                <w:rFonts w:ascii="BIZ UDPGothic" w:cs="BIZ UDPGothic" w:eastAsia="BIZ UDPGothic" w:hAnsi="BIZ UDPGothic"/>
+                <w:color w:val="404040"/>
+                <w:sz w:val="18"/>
+                <w:szCs w:val="18"/>
+              </w:rPr>
+              <w:t xml:space="preserve">全IAMユーザー一覧の取得</w:t>
+            </w:r>
+          </w:p>
+        </w:tc>
+      </w:tr>
+      <w:tr>
+        <w:trPr>
+          <w:cantSplit/>
+        </w:trPr>
+        <w:tc>
+          <w:tcPr>
+            <w:tcW w:type="dxa" w:w="400"/>
+            <w:tcBorders>
+              <w:top w:val="single" w:color="CCCCCC" w:sz="4"/>
+              <w:left w:val="single" w:color="CCCCCC" w:sz="4"/>
+              <w:bottom w:val="single" w:color="CCCCCC" w:sz="4"/>
+              <w:right w:val="single" w:color="CCCCCC" w:sz="4"/>
+            </w:tcBorders>
+            <w:shd w:fill="FFFFFF" w:val="clear"/>
+            <w:tcMar>
+              <w:top w:type="dxa" w:w="80"/>
+              <w:left w:type="dxa" w:w="120"/>
+              <w:bottom w:type="dxa" w:w="80"/>
+              <w:right w:type="dxa" w:w="120"/>
+            </w:tcMar>
+            <w:vAlign w:val="center"/>
+          </w:tcPr>
+          <w:p>
+            <w:pPr>
+              <w:jc w:val="center"/>
+            </w:pPr>
+            <w:r>
+              <w:rPr>
+                <w:rFonts w:ascii="BIZ UDPGothic" w:cs="BIZ UDPGothic" w:eastAsia="BIZ UDPGothic" w:hAnsi="BIZ UDPGothic"/>
+                <w:b w:val="false"/>
+                <w:bCs w:val="false"/>
+                <w:color w:val="404040"/>
+                <w:sz w:val="18"/>
+                <w:szCs w:val="18"/>
+              </w:rPr>
+              <w:t xml:space="preserve">4</w:t>
+            </w:r>
+          </w:p>
+        </w:tc>
+        <w:tc>
+          <w:tcPr>
+            <w:tcW w:type="dxa" w:w="2200"/>
+            <w:tcBorders>
+              <w:top w:val="single" w:color="CCCCCC" w:sz="4"/>
+              <w:left w:val="single" w:color="CCCCCC" w:sz="4"/>
+              <w:bottom w:val="single" w:color="CCCCCC" w:sz="4"/>
+              <w:right w:val="single" w:color="CCCCCC" w:sz="4"/>
+            </w:tcBorders>
+            <w:shd w:fill="FFFFFF" w:val="clear"/>
+            <w:tcMar>
+              <w:top w:type="dxa" w:w="80"/>
+              <w:left w:type="dxa" w:w="120"/>
+              <w:bottom w:type="dxa" w:w="80"/>
+              <w:right w:type="dxa" w:w="120"/>
+            </w:tcMar>
+          </w:tcPr>
+          <w:p>
+            <w:pPr>
+              <w:spacing w:before="0" w:after="0"/>
+            </w:pPr>
+            <w:r>
+              <w:rPr>
+                <w:rFonts w:ascii="BIZ UDPGothic" w:cs="BIZ UDPGothic" w:eastAsia="BIZ UDPGothic" w:hAnsi="BIZ UDPGothic"/>
+                <w:color w:val="404040"/>
+                <w:sz w:val="18"/>
+                <w:szCs w:val="18"/>
+              </w:rPr>
+              <w:t xml:space="preserve">[事前] デプロイタイムライン</w:t>
+            </w:r>
+          </w:p>
+          <w:p>
+            <w:pPr>
+              <w:spacing w:before="0" w:after="0"/>
+            </w:pPr>
+            <w:r>
+              <w:rPr>
+                <w:rFonts w:ascii="BIZ UDPGothic" w:cs="BIZ UDPGothic" w:eastAsia="BIZ UDPGothic" w:hAnsi="BIZ UDPGothic"/>
+                <w:color w:val="404040"/>
+                <w:sz w:val="18"/>
+                <w:szCs w:val="18"/>
+              </w:rPr>
+              <w:t xml:space="preserve">/ Timeline triển khai</w:t>
+            </w:r>
+          </w:p>
+        </w:tc>
+        <w:tc>
+          <w:tcPr>
+            <w:tcW w:type="dxa" w:w="6906"/>
+            <w:tcBorders>
+              <w:top w:val="single" w:color="CCCCCC" w:sz="4"/>
+              <w:left w:val="single" w:color="CCCCCC" w:sz="4"/>
+              <w:bottom w:val="single" w:color="CCCCCC" w:sz="4"/>
+              <w:right w:val="single" w:color="CCCCCC" w:sz="4"/>
+            </w:tcBorders>
+            <w:shd w:fill="FFFFFF" w:val="clear"/>
+            <w:tcMar>
+              <w:top w:type="dxa" w:w="80"/>
+              <w:left w:type="dxa" w:w="120"/>
+              <w:bottom w:type="dxa" w:w="80"/>
+              <w:right w:type="dxa" w:w="120"/>
+            </w:tcMar>
+          </w:tcPr>
+          <w:p>
+            <w:pPr>
+              <w:spacing w:before="0" w:after="0"/>
+            </w:pPr>
+            <w:r>
+              <w:rPr>
+                <w:rFonts w:ascii="BIZ UDPGothic" w:cs="BIZ UDPGothic" w:eastAsia="BIZ UDPGothic" w:hAnsi="BIZ UDPGothic"/>
+                <w:color w:val="404040"/>
+                <w:sz w:val="18"/>
+                <w:szCs w:val="18"/>
+              </w:rPr>
+              <w:t xml:space="preserve">No.1 MFA強制: 30分</w:t>
+            </w:r>
+          </w:p>
+          <w:p>
+            <w:pPr>
+              <w:spacing w:before="0" w:after="0"/>
+            </w:pPr>
+            <w:r>
+              <w:rPr>
+                <w:rFonts w:ascii="BIZ UDPGothic" w:cs="BIZ UDPGothic" w:eastAsia="BIZ UDPGothic" w:hAnsi="BIZ UDPGothic"/>
+                <w:color w:val="404040"/>
+                <w:sz w:val="18"/>
+                <w:szCs w:val="18"/>
+              </w:rPr>
+              <w:t xml:space="preserve">No.2 PowerUserAccess削除: 15分</w:t>
+            </w:r>
+          </w:p>
+          <w:p>
+            <w:pPr>
+              <w:spacing w:before="0" w:after="0"/>
+            </w:pPr>
+            <w:r>
+              <w:rPr>
+                <w:rFonts w:ascii="BIZ UDPGothic" w:cs="BIZ UDPGothic" w:eastAsia="BIZ UDPGothic" w:hAnsi="BIZ UDPGothic"/>
+                <w:color w:val="404040"/>
+                <w:sz w:val="18"/>
+                <w:szCs w:val="18"/>
+              </w:rPr>
+              <w:t xml:space="preserve">No.5 SG全開放削除: 10分</w:t>
+            </w:r>
+          </w:p>
+          <w:p>
+            <w:pPr>
+              <w:spacing w:before="0" w:after="0"/>
+            </w:pPr>
+            <w:r>
+              <w:rPr>
+                <w:rFonts w:ascii="BIZ UDPGothic" w:cs="BIZ UDPGothic" w:eastAsia="BIZ UDPGothic" w:hAnsi="BIZ UDPGothic"/>
+                <w:color w:val="404040"/>
+                <w:sz w:val="18"/>
+                <w:szCs w:val="18"/>
+              </w:rPr>
+              <w:t xml:space="preserve">No.13 TF SG削除: 10分</w:t>
+            </w:r>
+          </w:p>
+          <w:p>
+            <w:pPr>
+              <w:spacing w:before="0" w:after="0"/>
+            </w:pPr>
+            <w:r>
+              <w:rPr>
+                <w:rFonts w:ascii="BIZ UDPGothic" w:cs="BIZ UDPGothic" w:eastAsia="BIZ UDPGothic" w:hAnsi="BIZ UDPGothic"/>
+                <w:color w:val="404040"/>
+                <w:sz w:val="18"/>
+                <w:szCs w:val="18"/>
+              </w:rPr>
+              <w:t xml:space="preserve">No.14 EventBridge残骸削除: 10分</w:t>
+            </w:r>
+          </w:p>
+          <w:p>
+            <w:pPr>
+              <w:spacing w:before="0" w:after="0"/>
+            </w:pPr>
+            <w:r>
+              <w:rPr>
+                <w:rFonts w:ascii="BIZ UDPGothic" w:cs="BIZ UDPGothic" w:eastAsia="BIZ UDPGothic" w:hAnsi="BIZ UDPGothic"/>
+                <w:color w:val="404040"/>
+                <w:sz w:val="18"/>
+                <w:szCs w:val="18"/>
+              </w:rPr>
+              <w:t xml:space="preserve">No.15 Lambda命名修正: 15分</w:t>
+            </w:r>
+          </w:p>
+          <w:p>
+            <w:pPr>
+              <w:spacing w:before="0" w:after="0"/>
+            </w:pPr>
+            <w:r>
+              <w:rPr>
+                <w:rFonts w:ascii="BIZ UDPGothic" w:cs="BIZ UDPGothic" w:eastAsia="BIZ UDPGothic" w:hAnsi="BIZ UDPGothic"/>
+                <w:color w:val="404040"/>
+                <w:sz w:val="18"/>
+                <w:szCs w:val="18"/>
+              </w:rPr>
+              <w:t xml:space="preserve">No.16 CW Logs整備: 15分</w:t>
+            </w:r>
+          </w:p>
+          <w:p>
+            <w:pPr>
+              <w:spacing w:before="0" w:after="0"/>
+            </w:pPr>
+            <w:r>
+              <w:rPr>
+                <w:rFonts w:ascii="BIZ UDPGothic" w:cs="BIZ UDPGothic" w:eastAsia="BIZ UDPGothic" w:hAnsi="BIZ UDPGothic"/>
+                <w:color w:val="404040"/>
+                <w:sz w:val="18"/>
+                <w:szCs w:val="18"/>
+              </w:rPr>
+              <w:t xml:space="preserve">合計: 約2時間</w:t>
+            </w:r>
+          </w:p>
+        </w:tc>
+      </w:tr>
+      <w:tr>
+        <w:trPr>
+          <w:cantSplit/>
+        </w:trPr>
+        <w:tc>
+          <w:tcPr>
+            <w:tcW w:type="dxa" w:w="400"/>
+            <w:tcBorders>
+              <w:top w:val="single" w:color="CCCCCC" w:sz="4"/>
+              <w:left w:val="single" w:color="CCCCCC" w:sz="4"/>
+              <w:bottom w:val="single" w:color="CCCCCC" w:sz="4"/>
+              <w:right w:val="single" w:color="CCCCCC" w:sz="4"/>
+            </w:tcBorders>
+            <w:shd w:fill="FFFFFF" w:val="clear"/>
+            <w:tcMar>
+              <w:top w:type="dxa" w:w="80"/>
+              <w:left w:type="dxa" w:w="120"/>
+              <w:bottom w:type="dxa" w:w="80"/>
+              <w:right w:type="dxa" w:w="120"/>
+            </w:tcMar>
+            <w:vAlign w:val="center"/>
+          </w:tcPr>
+          <w:p>
+            <w:pPr>
+              <w:jc w:val="center"/>
+            </w:pPr>
+            <w:r>
+              <w:rPr>
+                <w:rFonts w:ascii="BIZ UDPGothic" w:cs="BIZ UDPGothic" w:eastAsia="BIZ UDPGothic" w:hAnsi="BIZ UDPGothic"/>
+                <w:b w:val="false"/>
+                <w:bCs w:val="false"/>
+                <w:color w:val="404040"/>
+                <w:sz w:val="18"/>
+                <w:szCs w:val="18"/>
+              </w:rPr>
+              <w:t xml:space="preserve">5</w:t>
+            </w:r>
+          </w:p>
+        </w:tc>
+        <w:tc>
+          <w:tcPr>
+            <w:tcW w:type="dxa" w:w="2200"/>
+            <w:tcBorders>
+              <w:top w:val="single" w:color="CCCCCC" w:sz="4"/>
+              <w:left w:val="single" w:color="CCCCCC" w:sz="4"/>
+              <w:bottom w:val="single" w:color="CCCCCC" w:sz="4"/>
+              <w:right w:val="single" w:color="CCCCCC" w:sz="4"/>
+            </w:tcBorders>
+            <w:shd w:fill="FFFFFF" w:val="clear"/>
+            <w:tcMar>
+              <w:top w:type="dxa" w:w="80"/>
+              <w:left w:type="dxa" w:w="120"/>
+              <w:bottom w:type="dxa" w:w="80"/>
+              <w:right w:type="dxa" w:w="120"/>
+            </w:tcMar>
+          </w:tcPr>
+          <w:p>
+            <w:pPr>
+              <w:spacing w:before="0" w:after="0"/>
+            </w:pPr>
+            <w:r>
+              <w:rPr>
+                <w:rFonts w:ascii="BIZ UDPGothic" w:cs="BIZ UDPGothic" w:eastAsia="BIZ UDPGothic" w:hAnsi="BIZ UDPGothic"/>
+                <w:color w:val="404040"/>
+                <w:sz w:val="18"/>
+                <w:szCs w:val="18"/>
+              </w:rPr>
+              <w:t xml:space="preserve">[事前] 担当者確認</w:t>
+            </w:r>
+          </w:p>
+          <w:p>
+            <w:pPr>
+              <w:spacing w:before="0" w:after="0"/>
+            </w:pPr>
+            <w:r>
+              <w:rPr>
+                <w:rFonts w:ascii="BIZ UDPGothic" w:cs="BIZ UDPGothic" w:eastAsia="BIZ UDPGothic" w:hAnsi="BIZ UDPGothic"/>
+                <w:color w:val="404040"/>
+                <w:sz w:val="18"/>
+                <w:szCs w:val="18"/>
+              </w:rPr>
+              <w:t xml:space="preserve">/ Xác nhận người phụ trách</w:t>
+            </w:r>
+          </w:p>
+        </w:tc>
+        <w:tc>
+          <w:tcPr>
+            <w:tcW w:type="dxa" w:w="6906"/>
+            <w:tcBorders>
+              <w:top w:val="single" w:color="CCCCCC" w:sz="4"/>
+              <w:left w:val="single" w:color="CCCCCC" w:sz="4"/>
+              <w:bottom w:val="single" w:color="CCCCCC" w:sz="4"/>
+              <w:right w:val="single" w:color="CCCCCC" w:sz="4"/>
+            </w:tcBorders>
+            <w:shd w:fill="FFFFFF" w:val="clear"/>
+            <w:tcMar>
+              <w:top w:type="dxa" w:w="80"/>
+              <w:left w:type="dxa" w:w="120"/>
+              <w:bottom w:type="dxa" w:w="80"/>
+              <w:right w:type="dxa" w:w="120"/>
+            </w:tcMar>
+          </w:tcPr>
+          <w:p>
+            <w:pPr>
+              <w:spacing w:before="0" w:after="0"/>
+            </w:pPr>
+            <w:r>
+              <w:rPr>
+                <w:rFonts w:ascii="BIZ UDPGothic" w:cs="BIZ UDPGothic" w:eastAsia="BIZ UDPGothic" w:hAnsi="BIZ UDPGothic"/>
+                <w:color w:val="404040"/>
+                <w:sz w:val="18"/>
+                <w:szCs w:val="18"/>
+              </w:rPr>
+              <w:t xml:space="preserve">作業: Thanh Nguyên</w:t>
+            </w:r>
+          </w:p>
+          <w:p>
+            <w:pPr>
+              <w:spacing w:before="0" w:after="0"/>
+            </w:pPr>
+            <w:r>
+              <w:rPr>
+                <w:rFonts w:ascii="BIZ UDPGothic" w:cs="BIZ UDPGothic" w:eastAsia="BIZ UDPGothic" w:hAnsi="BIZ UDPGothic"/>
+                <w:color w:val="404040"/>
+                <w:sz w:val="18"/>
+                <w:szCs w:val="18"/>
+              </w:rPr>
+              <w:t xml:space="preserve">レビュー: きよはら</w:t>
+            </w:r>
+          </w:p>
+          <w:p>
+            <w:pPr>
+              <w:spacing w:before="0" w:after="0"/>
+            </w:pPr>
+            <w:r>
+              <w:rPr>
+                <w:rFonts w:ascii="BIZ UDPGothic" w:cs="BIZ UDPGothic" w:eastAsia="BIZ UDPGothic" w:hAnsi="BIZ UDPGothic"/>
+                <w:color w:val="404040"/>
+                <w:sz w:val="18"/>
+                <w:szCs w:val="18"/>
+              </w:rPr>
+              <w:t xml:space="preserve">立会: きよはら（セキュリティ変更のため）</w:t>
+            </w:r>
+          </w:p>
+        </w:tc>
+      </w:tr>
+      <w:tr>
+        <w:trPr>
+          <w:cantSplit/>
+        </w:trPr>
+        <w:tc>
+          <w:tcPr>
+            <w:tcW w:type="dxa" w:w="400"/>
+            <w:tcBorders>
+              <w:top w:val="single" w:color="CCCCCC" w:sz="4"/>
+              <w:left w:val="single" w:color="CCCCCC" w:sz="4"/>
+              <w:bottom w:val="single" w:color="CCCCCC" w:sz="4"/>
+              <w:right w:val="single" w:color="CCCCCC" w:sz="4"/>
+            </w:tcBorders>
+            <w:shd w:fill="FFFFFF" w:val="clear"/>
+            <w:tcMar>
+              <w:top w:type="dxa" w:w="80"/>
+              <w:left w:type="dxa" w:w="120"/>
+              <w:bottom w:type="dxa" w:w="80"/>
+              <w:right w:type="dxa" w:w="120"/>
+            </w:tcMar>
+            <w:vAlign w:val="center"/>
+          </w:tcPr>
+          <w:p>
+            <w:pPr>
+              <w:jc w:val="center"/>
+            </w:pPr>
+            <w:r>
+              <w:rPr>
+                <w:rFonts w:ascii="BIZ UDPGothic" w:cs="BIZ UDPGothic" w:eastAsia="BIZ UDPGothic" w:hAnsi="BIZ UDPGothic"/>
+                <w:b w:val="false"/>
+                <w:bCs w:val="false"/>
+                <w:color w:val="404040"/>
+                <w:sz w:val="18"/>
+                <w:szCs w:val="18"/>
+              </w:rPr>
+              <w:t xml:space="preserve">6</w:t>
+            </w:r>
+          </w:p>
+        </w:tc>
+        <w:tc>
+          <w:tcPr>
+            <w:tcW w:type="dxa" w:w="2200"/>
+            <w:tcBorders>
+              <w:top w:val="single" w:color="CCCCCC" w:sz="4"/>
+              <w:left w:val="single" w:color="CCCCCC" w:sz="4"/>
+              <w:bottom w:val="single" w:color="CCCCCC" w:sz="4"/>
+              <w:right w:val="single" w:color="CCCCCC" w:sz="4"/>
+            </w:tcBorders>
+            <w:shd w:fill="FFFFFF" w:val="clear"/>
+            <w:tcMar>
+              <w:top w:type="dxa" w:w="80"/>
+              <w:left w:type="dxa" w:w="120"/>
+              <w:bottom w:type="dxa" w:w="80"/>
+              <w:right w:type="dxa" w:w="120"/>
+            </w:tcMar>
+          </w:tcPr>
+          <w:p>
+            <w:pPr>
+              <w:spacing w:before="0" w:after="0"/>
+            </w:pPr>
+            <w:r>
+              <w:rPr>
+                <w:rFonts w:ascii="BIZ UDPGothic" w:cs="BIZ UDPGothic" w:eastAsia="BIZ UDPGothic" w:hAnsi="BIZ UDPGothic"/>
+                <w:color w:val="404040"/>
+                <w:sz w:val="18"/>
+                <w:szCs w:val="18"/>
+              </w:rPr>
+              <w:t xml:space="preserve">[事後] デプロイ後確認</w:t>
+            </w:r>
+          </w:p>
+          <w:p>
+            <w:pPr>
+              <w:spacing w:before="0" w:after="0"/>
+            </w:pPr>
+            <w:r>
+              <w:rPr>
+                <w:rFonts w:ascii="BIZ UDPGothic" w:cs="BIZ UDPGothic" w:eastAsia="BIZ UDPGothic" w:hAnsi="BIZ UDPGothic"/>
+                <w:color w:val="404040"/>
+                <w:sz w:val="18"/>
+                <w:szCs w:val="18"/>
+              </w:rPr>
+              <w:t xml:space="preserve">/ Kiểm tra sau deploy</w:t>
+            </w:r>
+          </w:p>
+        </w:tc>
+        <w:tc>
+          <w:tcPr>
+            <w:tcW w:type="dxa" w:w="6906"/>
+            <w:tcBorders>
+              <w:top w:val="single" w:color="CCCCCC" w:sz="4"/>
+              <w:left w:val="single" w:color="CCCCCC" w:sz="4"/>
+              <w:bottom w:val="single" w:color="CCCCCC" w:sz="4"/>
+              <w:right w:val="single" w:color="CCCCCC" w:sz="4"/>
+            </w:tcBorders>
+            <w:shd w:fill="FFFFFF" w:val="clear"/>
+            <w:tcMar>
+              <w:top w:type="dxa" w:w="80"/>
+              <w:left w:type="dxa" w:w="120"/>
+              <w:bottom w:type="dxa" w:w="80"/>
+              <w:right w:type="dxa" w:w="120"/>
+            </w:tcMar>
+          </w:tcPr>
+          <w:p>
+            <w:pPr>
+              <w:spacing w:before="0" w:after="0"/>
+            </w:pPr>
+            <w:r>
+              <w:rPr>
+                <w:rFonts w:ascii="BIZ UDPGothic" w:cs="BIZ UDPGothic" w:eastAsia="BIZ UDPGothic" w:hAnsi="BIZ UDPGothic"/>
+                <w:color w:val="404040"/>
+                <w:sz w:val="18"/>
+                <w:szCs w:val="18"/>
+              </w:rPr>
+              <w:t xml:space="preserve">□ 全IAMユーザーにMFAが設定されていること</w:t>
+            </w:r>
+          </w:p>
+          <w:p>
+            <w:pPr>
+              <w:spacing w:before="0" w:after="0"/>
+            </w:pPr>
+            <w:r>
+              <w:rPr>
+                <w:rFonts w:ascii="BIZ UDPGothic" w:cs="BIZ UDPGothic" w:eastAsia="BIZ UDPGothic" w:hAnsi="BIZ UDPGothic"/>
+                <w:color w:val="404040"/>
+                <w:sz w:val="18"/>
+                <w:szCs w:val="18"/>
+              </w:rPr>
+              <w:t xml:space="preserve">□ PowerUserAccessが削除されていること</w:t>
+            </w:r>
+          </w:p>
+          <w:p>
+            <w:pPr>
+              <w:spacing w:before="0" w:after="0"/>
+            </w:pPr>
+            <w:r>
+              <w:rPr>
+                <w:rFonts w:ascii="BIZ UDPGothic" w:cs="BIZ UDPGothic" w:eastAsia="BIZ UDPGothic" w:hAnsi="BIZ UDPGothic"/>
+                <w:color w:val="404040"/>
+                <w:sz w:val="18"/>
+                <w:szCs w:val="18"/>
+              </w:rPr>
+              <w:t xml:space="preserve">□ web-be SGの全開放ルールが削除されていること</w:t>
+            </w:r>
+          </w:p>
+          <w:p>
+            <w:pPr>
+              <w:spacing w:before="0" w:after="0"/>
+            </w:pPr>
+            <w:r>
+              <w:rPr>
+                <w:rFonts w:ascii="BIZ UDPGothic" w:cs="BIZ UDPGothic" w:eastAsia="BIZ UDPGothic" w:hAnsi="BIZ UDPGothic"/>
+                <w:color w:val="404040"/>
+                <w:sz w:val="18"/>
+                <w:szCs w:val="18"/>
+              </w:rPr>
+              <w:t xml:space="preserve">□ 不要なEventBridgeルールが削除されていること</w:t>
+            </w:r>
+          </w:p>
+          <w:p>
+            <w:pPr>
+              <w:spacing w:before="0" w:after="0"/>
+            </w:pPr>
+            <w:r>
+              <w:rPr>
+                <w:rFonts w:ascii="BIZ UDPGothic" w:cs="BIZ UDPGothic" w:eastAsia="BIZ UDPGothic" w:hAnsi="BIZ UDPGothic"/>
+                <w:color w:val="404040"/>
+                <w:sz w:val="18"/>
+                <w:szCs w:val="18"/>
+              </w:rPr>
+              <w:t xml:space="preserve">□ Lambda関数名が正しいこと</w:t>
+            </w:r>
+          </w:p>
+        </w:tc>
+      </w:tr>
+      <w:tr>
+        <w:trPr>
+          <w:cantSplit/>
+        </w:trPr>
+        <w:tc>
+          <w:tcPr>
+            <w:tcW w:type="dxa" w:w="400"/>
+            <w:tcBorders>
+              <w:top w:val="single" w:color="CCCCCC" w:sz="4"/>
+              <w:left w:val="single" w:color="CCCCCC" w:sz="4"/>
+              <w:bottom w:val="single" w:color="CCCCCC" w:sz="4"/>
+              <w:right w:val="single" w:color="CCCCCC" w:sz="4"/>
+            </w:tcBorders>
+            <w:shd w:fill="FFFFFF" w:val="clear"/>
+            <w:tcMar>
+              <w:top w:type="dxa" w:w="80"/>
+              <w:left w:type="dxa" w:w="120"/>
+              <w:bottom w:type="dxa" w:w="80"/>
+              <w:right w:type="dxa" w:w="120"/>
+            </w:tcMar>
+            <w:vAlign w:val="center"/>
+          </w:tcPr>
+          <w:p>
+            <w:pPr>
+              <w:jc w:val="center"/>
+            </w:pPr>
+            <w:r>
+              <w:rPr>
+                <w:rFonts w:ascii="BIZ UDPGothic" w:cs="BIZ UDPGothic" w:eastAsia="BIZ UDPGothic" w:hAnsi="BIZ UDPGothic"/>
+                <w:b w:val="false"/>
+                <w:bCs w:val="false"/>
+                <w:color w:val="404040"/>
+                <w:sz w:val="18"/>
+                <w:szCs w:val="18"/>
+              </w:rPr>
+              <w:t xml:space="preserve">7</w:t>
+            </w:r>
+          </w:p>
+        </w:tc>
+        <w:tc>
+          <w:tcPr>
+            <w:tcW w:type="dxa" w:w="2200"/>
+            <w:tcBorders>
+              <w:top w:val="single" w:color="CCCCCC" w:sz="4"/>
+              <w:left w:val="single" w:color="CCCCCC" w:sz="4"/>
+              <w:bottom w:val="single" w:color="CCCCCC" w:sz="4"/>
+              <w:right w:val="single" w:color="CCCCCC" w:sz="4"/>
+            </w:tcBorders>
+            <w:shd w:fill="FFFFFF" w:val="clear"/>
+            <w:tcMar>
+              <w:top w:type="dxa" w:w="80"/>
+              <w:left w:type="dxa" w:w="120"/>
+              <w:bottom w:type="dxa" w:w="80"/>
+              <w:right w:type="dxa" w:w="120"/>
+            </w:tcMar>
+          </w:tcPr>
+          <w:p>
+            <w:pPr>
+              <w:spacing w:before="0" w:after="0"/>
+            </w:pPr>
+            <w:r>
+              <w:rPr>
+                <w:rFonts w:ascii="BIZ UDPGothic" w:cs="BIZ UDPGothic" w:eastAsia="BIZ UDPGothic" w:hAnsi="BIZ UDPGothic"/>
+                <w:color w:val="404040"/>
+                <w:sz w:val="18"/>
+                <w:szCs w:val="18"/>
+              </w:rPr>
+              <w:t xml:space="preserve">[事後] Go-Live後の監視</w:t>
+            </w:r>
+          </w:p>
+          <w:p>
+            <w:pPr>
+              <w:spacing w:before="0" w:after="0"/>
+            </w:pPr>
+            <w:r>
+              <w:rPr>
+                <w:rFonts w:ascii="BIZ UDPGothic" w:cs="BIZ UDPGothic" w:eastAsia="BIZ UDPGothic" w:hAnsi="BIZ UDPGothic"/>
+                <w:color w:val="404040"/>
+                <w:sz w:val="18"/>
+                <w:szCs w:val="18"/>
+              </w:rPr>
+              <w:t xml:space="preserve">/ Giám sát sau Go-Live</w:t>
+            </w:r>
+          </w:p>
+        </w:tc>
+        <w:tc>
+          <w:tcPr>
+            <w:tcW w:type="dxa" w:w="6906"/>
+            <w:tcBorders>
+              <w:top w:val="single" w:color="CCCCCC" w:sz="4"/>
+              <w:left w:val="single" w:color="CCCCCC" w:sz="4"/>
+              <w:bottom w:val="single" w:color="CCCCCC" w:sz="4"/>
+              <w:right w:val="single" w:color="CCCCCC" w:sz="4"/>
+            </w:tcBorders>
+            <w:shd w:fill="FFFFFF" w:val="clear"/>
+            <w:tcMar>
+              <w:top w:type="dxa" w:w="80"/>
+              <w:left w:type="dxa" w:w="120"/>
+              <w:bottom w:type="dxa" w:w="80"/>
+              <w:right w:type="dxa" w:w="120"/>
+            </w:tcMar>
+          </w:tcPr>
+          <w:p>
+            <w:pPr>
+              <w:spacing w:before="0" w:after="0"/>
+            </w:pPr>
+            <w:r>
+              <w:rPr>
+                <w:rFonts w:ascii="BIZ UDPGothic" w:cs="BIZ UDPGothic" w:eastAsia="BIZ UDPGothic" w:hAnsi="BIZ UDPGothic"/>
+                <w:color w:val="404040"/>
+                <w:sz w:val="18"/>
+                <w:szCs w:val="18"/>
+              </w:rPr>
+              <w:t xml:space="preserve">監視期間: 作業後2週間</w:t>
+            </w:r>
+          </w:p>
+          <w:p>
+            <w:pPr>
+              <w:spacing w:before="0" w:after="0"/>
+            </w:pPr>
+            <w:r>
+              <w:rPr>
+                <w:rFonts w:ascii="BIZ UDPGothic" w:cs="BIZ UDPGothic" w:eastAsia="BIZ UDPGothic" w:hAnsi="BIZ UDPGothic"/>
+                <w:color w:val="404040"/>
+                <w:sz w:val="18"/>
+                <w:szCs w:val="18"/>
+              </w:rPr>
+              <w:t xml:space="preserve">確認方法: CloudTrailでアクセス拒否エラーがないか確認</w:t>
+            </w:r>
+          </w:p>
+          <w:p>
+            <w:pPr>
+              <w:spacing w:before="0" w:after="0"/>
+            </w:pPr>
+            <w:r>
+              <w:rPr>
+                <w:rFonts w:ascii="BIZ UDPGothic" w:cs="BIZ UDPGothic" w:eastAsia="BIZ UDPGothic" w:hAnsi="BIZ UDPGothic"/>
+                <w:color w:val="404040"/>
+                <w:sz w:val="18"/>
+                <w:szCs w:val="18"/>
+              </w:rPr>
+              <w:t xml:space="preserve">異常時: 該当No.のロールバック手順を実施</w:t>
+            </w:r>
+          </w:p>
+        </w:tc>
+      </w:tr>
+      <w:tr>
+        <w:trPr>
+          <w:cantSplit/>
+        </w:trPr>
+        <w:tc>
+          <w:tcPr>
+            <w:tcW w:type="dxa" w:w="400"/>
+            <w:tcBorders>
+              <w:top w:val="single" w:color="CCCCCC" w:sz="4"/>
+              <w:left w:val="single" w:color="CCCCCC" w:sz="4"/>
+              <w:bottom w:val="single" w:color="CCCCCC" w:sz="4"/>
+              <w:right w:val="single" w:color="CCCCCC" w:sz="4"/>
+            </w:tcBorders>
+            <w:shd w:fill="FFFFFF" w:val="clear"/>
+            <w:tcMar>
+              <w:top w:type="dxa" w:w="80"/>
+              <w:left w:type="dxa" w:w="120"/>
+              <w:bottom w:type="dxa" w:w="80"/>
+              <w:right w:type="dxa" w:w="120"/>
+            </w:tcMar>
+            <w:vAlign w:val="center"/>
+          </w:tcPr>
+          <w:p>
+            <w:pPr>
+              <w:jc w:val="center"/>
+            </w:pPr>
+            <w:r>
+              <w:rPr>
+                <w:rFonts w:ascii="BIZ UDPGothic" w:cs="BIZ UDPGothic" w:eastAsia="BIZ UDPGothic" w:hAnsi="BIZ UDPGothic"/>
+                <w:b w:val="false"/>
+                <w:bCs w:val="false"/>
+                <w:color w:val="404040"/>
+                <w:sz w:val="18"/>
+                <w:szCs w:val="18"/>
+              </w:rPr>
+              <w:t xml:space="preserve">8</w:t>
+            </w:r>
+          </w:p>
+        </w:tc>
+        <w:tc>
+          <w:tcPr>
+            <w:tcW w:type="dxa" w:w="2200"/>
+            <w:tcBorders>
+              <w:top w:val="single" w:color="CCCCCC" w:sz="4"/>
+              <w:left w:val="single" w:color="CCCCCC" w:sz="4"/>
+              <w:bottom w:val="single" w:color="CCCCCC" w:sz="4"/>
+              <w:right w:val="single" w:color="CCCCCC" w:sz="4"/>
+            </w:tcBorders>
+            <w:shd w:fill="FFFFFF" w:val="clear"/>
+            <w:tcMar>
+              <w:top w:type="dxa" w:w="80"/>
+              <w:left w:type="dxa" w:w="120"/>
+              <w:bottom w:type="dxa" w:w="80"/>
+              <w:right w:type="dxa" w:w="120"/>
+            </w:tcMar>
+          </w:tcPr>
+          <w:p>
+            <w:pPr>
+              <w:spacing w:before="0" w:after="0"/>
+            </w:pPr>
+            <w:r>
+              <w:rPr>
+                <w:rFonts w:ascii="BIZ UDPGothic" w:cs="BIZ UDPGothic" w:eastAsia="BIZ UDPGothic" w:hAnsi="BIZ UDPGothic"/>
+                <w:color w:val="404040"/>
+                <w:sz w:val="18"/>
+                <w:szCs w:val="18"/>
+              </w:rPr>
+              <w:t xml:space="preserve">[参考] テストシナリオ</w:t>
+            </w:r>
+          </w:p>
+          <w:p>
+            <w:pPr>
+              <w:spacing w:before="0" w:after="0"/>
+            </w:pPr>
+            <w:r>
+              <w:rPr>
+                <w:rFonts w:ascii="BIZ UDPGothic" w:cs="BIZ UDPGothic" w:eastAsia="BIZ UDPGothic" w:hAnsi="BIZ UDPGothic"/>
+                <w:color w:val="404040"/>
+                <w:sz w:val="18"/>
+                <w:szCs w:val="18"/>
+              </w:rPr>
+              <w:t xml:space="preserve">/ Kịch bản kiểm thử</w:t>
+            </w:r>
+          </w:p>
+        </w:tc>
+        <w:tc>
+          <w:tcPr>
+            <w:tcW w:type="dxa" w:w="6906"/>
+            <w:tcBorders>
+              <w:top w:val="single" w:color="CCCCCC" w:sz="4"/>
+              <w:left w:val="single" w:color="CCCCCC" w:sz="4"/>
+              <w:bottom w:val="single" w:color="CCCCCC" w:sz="4"/>
+              <w:right w:val="single" w:color="CCCCCC" w:sz="4"/>
+            </w:tcBorders>
+            <w:shd w:fill="FFFFFF" w:val="clear"/>
+            <w:tcMar>
+              <w:top w:type="dxa" w:w="80"/>
+              <w:left w:type="dxa" w:w="120"/>
+              <w:bottom w:type="dxa" w:w="80"/>
+              <w:right w:type="dxa" w:w="120"/>
+            </w:tcMar>
+          </w:tcPr>
+          <w:p>
+            <w:pPr>
+              <w:spacing w:before="0" w:after="0"/>
+            </w:pPr>
+            <w:r>
+              <w:rPr>
+                <w:rFonts w:ascii="BIZ UDPGothic" w:cs="BIZ UDPGothic" w:eastAsia="BIZ UDPGothic" w:hAnsi="BIZ UDPGothic"/>
+                <w:color w:val="404040"/>
+                <w:sz w:val="18"/>
+                <w:szCs w:val="18"/>
+              </w:rPr>
+              <w:t xml:space="preserve">T1: MFA設定確認（全ユーザー）</w:t>
+            </w:r>
+          </w:p>
+          <w:p>
+            <w:pPr>
+              <w:spacing w:before="0" w:after="0"/>
+            </w:pPr>
+            <w:r>
+              <w:rPr>
+                <w:rFonts w:ascii="BIZ UDPGothic" w:cs="BIZ UDPGothic" w:eastAsia="BIZ UDPGothic" w:hAnsi="BIZ UDPGothic"/>
+                <w:color w:val="404040"/>
+                <w:sz w:val="18"/>
+                <w:szCs w:val="18"/>
+              </w:rPr>
+              <w:t xml:space="preserve">T2: IAMポリシー確認</w:t>
+            </w:r>
+          </w:p>
+          <w:p>
+            <w:pPr>
+              <w:spacing w:before="0" w:after="0"/>
+            </w:pPr>
+            <w:r>
+              <w:rPr>
+                <w:rFonts w:ascii="BIZ UDPGothic" w:cs="BIZ UDPGothic" w:eastAsia="BIZ UDPGothic" w:hAnsi="BIZ UDPGothic"/>
+                <w:color w:val="404040"/>
+                <w:sz w:val="18"/>
+                <w:szCs w:val="18"/>
+              </w:rPr>
+              <w:t xml:space="preserve">T3: SGルール確認</w:t>
+            </w:r>
+          </w:p>
+          <w:p>
+            <w:pPr>
+              <w:spacing w:before="0" w:after="0"/>
+            </w:pPr>
+            <w:r>
+              <w:rPr>
+                <w:rFonts w:ascii="BIZ UDPGothic" w:cs="BIZ UDPGothic" w:eastAsia="BIZ UDPGothic" w:hAnsi="BIZ UDPGothic"/>
+                <w:color w:val="404040"/>
+                <w:sz w:val="18"/>
+                <w:szCs w:val="18"/>
+              </w:rPr>
+              <w:t xml:space="preserve">T4: EventBridgeルール確認</w:t>
+            </w:r>
+          </w:p>
+          <w:p>
+            <w:pPr>
+              <w:spacing w:before="0" w:after="0"/>
+            </w:pPr>
+            <w:r>
+              <w:rPr>
+                <w:rFonts w:ascii="BIZ UDPGothic" w:cs="BIZ UDPGothic" w:eastAsia="BIZ UDPGothic" w:hAnsi="BIZ UDPGothic"/>
+                <w:color w:val="404040"/>
+                <w:sz w:val="18"/>
+                <w:szCs w:val="18"/>
+              </w:rPr>
+              <w:t xml:space="preserve">T5: Lambda関数名確認</w:t>
+            </w:r>
+          </w:p>
+          <w:p>
+            <w:pPr>
+              <w:spacing w:before="0" w:after="0"/>
+            </w:pPr>
+            <w:r>
+              <w:rPr>
+                <w:rFonts w:ascii="BIZ UDPGothic" w:cs="BIZ UDPGothic" w:eastAsia="BIZ UDPGothic" w:hAnsi="BIZ UDPGothic"/>
+                <w:color w:val="404040"/>
+                <w:sz w:val="18"/>
+                <w:szCs w:val="18"/>
+              </w:rPr>
+              <w:t xml:space="preserve">T6: CW Logs確認</w:t>
+            </w:r>
+          </w:p>
+        </w:tc>
+      </w:tr>
+    </w:tbl>
     <w:p>
       <w:pPr>
         <w:spacing w:before="100" w:after="100"/>
